--- a/frontend/public/gen-sticker-docs/originals/03-srs.docx
+++ b/frontend/public/gen-sticker-docs/originals/03-srs.docx
@@ -162,7 +162,7 @@
           </w:tcPr>
           <w:p>
             <w:r>
-              <w:t>1.0</w:t>
+              <w:t>1.1</w:t>
             </w:r>
           </w:p>
         </w:tc>
@@ -219,7 +219,7 @@
           </w:tcPr>
           <w:p>
             <w:r>
-              <w:t>kien_v5 @ c09e26a</w:t>
+              <w:t>kien_v5 @ 4d23b9a</w:t>
             </w:r>
           </w:p>
         </w:tc>
@@ -333,7 +333,7 @@
           </w:tcPr>
           <w:p>
             <w:r>
-              <w:t>2026-08-09</w:t>
+              <w:t>2026-08-10</w:t>
             </w:r>
           </w:p>
         </w:tc>
@@ -562,6 +562,16 @@
       </w:r>
     </w:p>
     <w:p>
+      <w:pPr>
+        <w:pStyle w:val="ListBullet"/>
+        <w:spacing w:after="20"/>
+        <w:ind w:left="288"/>
+      </w:pPr>
+      <w:r>
+        <w:t>15. Exact-one-face input gate</w:t>
+      </w:r>
+    </w:p>
+    <w:p>
       <w:r>
         <w:br w:type="page"/>
       </w:r>
@@ -583,7 +593,7 @@
         <w:spacing w:after="140"/>
       </w:pPr>
       <w:r>
-        <w:t>Tài liệu đặc tả hành vi có thể kiểm tra của web GenSticker tại commit c09e26a. Hệ thống nhận một ảnh chân dung, tạo job nền, sinh canonical và ba raw sheet, kiểm tra/cắt thành 20 sticker, trả kết quả và lưu lịch sử theo best-effort.</w:t>
+        <w:t>Tài liệu đặc tả hành vi có thể kiểm tra của web GenSticker tại commit 4d23b9a. Hệ thống nhận một ảnh chân dung, tạo job nền, sinh canonical và ba raw sheet, kiểm tra/cắt thành 20 sticker, trả kết quả và lưu lịch sử theo best-effort.</w:t>
       </w:r>
     </w:p>
     <w:p>
@@ -622,6 +632,7 @@
       <w:tr>
         <w:trPr>
           <w:tblHeader w:val="true"/>
+          <w:cantSplit/>
         </w:trPr>
         <w:tc>
           <w:tcPr>
@@ -645,6 +656,7 @@
           </w:tcPr>
           <w:p>
             <w:pPr>
+              <w:keepNext/>
               <w:jc w:val="left"/>
             </w:pPr>
             <w:r>
@@ -680,6 +692,7 @@
           </w:tcPr>
           <w:p>
             <w:pPr>
+              <w:keepNext/>
               <w:jc w:val="left"/>
             </w:pPr>
             <w:r>
@@ -715,6 +728,7 @@
           </w:tcPr>
           <w:p>
             <w:pPr>
+              <w:keepNext/>
               <w:jc w:val="left"/>
             </w:pPr>
             <w:r>
@@ -730,6 +744,9 @@
         </w:tc>
       </w:tr>
       <w:tr>
+        <w:trPr>
+          <w:cantSplit/>
+        </w:trPr>
         <w:tc>
           <w:tcPr>
             <w:tcW w:type="dxa" w:w="3221"/>
@@ -837,6 +854,9 @@
         </w:tc>
       </w:tr>
       <w:tr>
+        <w:trPr>
+          <w:cantSplit/>
+        </w:trPr>
         <w:tc>
           <w:tcPr>
             <w:tcW w:type="dxa" w:w="3221"/>
@@ -944,6 +964,9 @@
         </w:tc>
       </w:tr>
       <w:tr>
+        <w:trPr>
+          <w:cantSplit/>
+        </w:trPr>
         <w:tc>
           <w:tcPr>
             <w:tcW w:type="dxa" w:w="3221"/>
@@ -1051,6 +1074,9 @@
         </w:tc>
       </w:tr>
       <w:tr>
+        <w:trPr>
+          <w:cantSplit/>
+        </w:trPr>
         <w:tc>
           <w:tcPr>
             <w:tcW w:type="dxa" w:w="3221"/>
@@ -1158,6 +1184,9 @@
         </w:tc>
       </w:tr>
       <w:tr>
+        <w:trPr>
+          <w:cantSplit/>
+        </w:trPr>
         <w:tc>
           <w:tcPr>
             <w:tcW w:type="dxa" w:w="3221"/>
@@ -1265,6 +1294,9 @@
         </w:tc>
       </w:tr>
       <w:tr>
+        <w:trPr>
+          <w:cantSplit/>
+        </w:trPr>
         <w:tc>
           <w:tcPr>
             <w:tcW w:type="dxa" w:w="3221"/>
@@ -1374,8 +1406,14 @@
     </w:tbl>
     <w:p>
       <w:pPr>
-        <w:spacing w:after="20"/>
+        <w:spacing w:before="0" w:after="0" w:line="20" w:lineRule="exact"/>
       </w:pPr>
+      <w:r>
+        <w:rPr>
+          <w:sz w:val="2"/>
+        </w:rPr>
+        <w:t xml:space="preserve"> </w:t>
+      </w:r>
     </w:p>
     <w:p>
       <w:pPr>
@@ -1392,8 +1430,8 @@
       <w:r>
         <w:drawing>
           <wp:inline xmlns:a="http://schemas.openxmlformats.org/drawingml/2006/main" xmlns:pic="http://schemas.openxmlformats.org/drawingml/2006/picture">
-            <wp:extent cx="6080760" cy="3420428"/>
-            <wp:docPr id="1" name="Picture 1" title="Ranh giới hệ thống và actor" descr="Người dùng và nhà vận hành tương tác với React, FastAPI và generation core bên trong GenSticker; ba dịch vụ ngoài nằm bên phải."/>
+            <wp:extent cx="5760720" cy="3240405"/>
+            <wp:docPr id="1" name="Picture 1" title="Ranh giới hệ thống và actor" descr="Người dùng tương tác React; FaceDetector Web Worker và model tĩnh chạy trong browser; FastAPI và generation core chỉ nhận ảnh qua UI sau khi gate pass, nhưng direct API vẫn có thể bypass; jsDelivr, Supabase, Image API và Telegram nằm ngoài hệ thống."/>
             <wp:cNvGraphicFramePr>
               <a:graphicFrameLocks noChangeAspect="1"/>
             </wp:cNvGraphicFramePr>
@@ -1413,7 +1451,7 @@
                   <pic:spPr>
                     <a:xfrm>
                       <a:off x="0" y="0"/>
-                      <a:ext cx="6080760" cy="3420428"/>
+                      <a:ext cx="5760720" cy="3240405"/>
                     </a:xfrm>
                     <a:prstGeom prst="rect"/>
                   </pic:spPr>
@@ -1431,7 +1469,7 @@
         <w:jc w:val="center"/>
       </w:pPr>
       <w:r>
-        <w:t>Hình GS-DOC-03.1 — Ranh giới hệ thống và actor. Actor và ranh giới giữa code GenSticker với Supabase, Image API và Telegram.</w:t>
+        <w:t>Hình GS-DOC-03.1 — Ranh giới hệ thống và actor. Ranh giới hệ thống cập nhật với detector CPU/WASM chạy trong browser và backend vẫn không có semantic face gate.</w:t>
       </w:r>
     </w:p>
     <w:tbl>
@@ -1486,7 +1524,7 @@
                 <w:color w:val="475569"/>
                 <w:sz w:val="16"/>
               </w:rPr>
-              <w:t>Người dùng và nhà vận hành tương tác với React, FastAPI và generation core bên trong GenSticker; ba dịch vụ ngoài nằm bên phải.</w:t>
+              <w:t>Người dùng tương tác React; FaceDetector Web Worker và model tĩnh chạy trong browser; FastAPI và generation core chỉ nhận ảnh qua UI sau khi gate pass, nhưng direct API vẫn có thể bypass; jsDelivr, Supabase, Image API và Telegram nằm ngoài hệ thống.</w:t>
             </w:r>
           </w:p>
         </w:tc>
@@ -1494,7 +1532,7 @@
     </w:tbl>
     <w:p>
       <w:pPr>
-        <w:spacing w:after="160"/>
+        <w:spacing w:after="80"/>
         <w:jc w:val="center"/>
       </w:pPr>
       <w:r>
@@ -1503,7 +1541,7 @@
           <w:color w:val="475569"/>
           <w:sz w:val="14"/>
         </w:rPr>
-        <w:t>Nguồn: backend/app/main.py; backend/app/api/router.py; frontend/src/App.tsx · baseline kien_v5</w:t>
+        <w:t>Nguồn: frontend/src/workers/faceDetector.worker.ts; frontend/public/models/README.md; backend/app/api/stickers.py · baseline kien_v5</w:t>
       </w:r>
     </w:p>
     <w:p>
@@ -1534,6 +1572,7 @@
       <w:tr>
         <w:trPr>
           <w:tblHeader w:val="true"/>
+          <w:cantSplit/>
         </w:trPr>
         <w:tc>
           <w:tcPr>
@@ -1557,6 +1596,7 @@
           </w:tcPr>
           <w:p>
             <w:pPr>
+              <w:keepNext/>
               <w:jc w:val="left"/>
             </w:pPr>
             <w:r>
@@ -1592,6 +1632,7 @@
           </w:tcPr>
           <w:p>
             <w:pPr>
+              <w:keepNext/>
               <w:jc w:val="left"/>
             </w:pPr>
             <w:r>
@@ -1627,6 +1668,7 @@
           </w:tcPr>
           <w:p>
             <w:pPr>
+              <w:keepNext/>
               <w:jc w:val="left"/>
             </w:pPr>
             <w:r>
@@ -1642,6 +1684,9 @@
         </w:tc>
       </w:tr>
       <w:tr>
+        <w:trPr>
+          <w:cantSplit/>
+        </w:trPr>
         <w:tc>
           <w:tcPr>
             <w:tcW w:type="dxa" w:w="3221"/>
@@ -1749,6 +1794,9 @@
         </w:tc>
       </w:tr>
       <w:tr>
+        <w:trPr>
+          <w:cantSplit/>
+        </w:trPr>
         <w:tc>
           <w:tcPr>
             <w:tcW w:type="dxa" w:w="3221"/>
@@ -1856,6 +1904,9 @@
         </w:tc>
       </w:tr>
       <w:tr>
+        <w:trPr>
+          <w:cantSplit/>
+        </w:trPr>
         <w:tc>
           <w:tcPr>
             <w:tcW w:type="dxa" w:w="3221"/>
@@ -1963,6 +2014,9 @@
         </w:tc>
       </w:tr>
       <w:tr>
+        <w:trPr>
+          <w:cantSplit/>
+        </w:trPr>
         <w:tc>
           <w:tcPr>
             <w:tcW w:type="dxa" w:w="3221"/>
@@ -2070,6 +2124,9 @@
         </w:tc>
       </w:tr>
       <w:tr>
+        <w:trPr>
+          <w:cantSplit/>
+        </w:trPr>
         <w:tc>
           <w:tcPr>
             <w:tcW w:type="dxa" w:w="3221"/>
@@ -2177,6 +2234,9 @@
         </w:tc>
       </w:tr>
       <w:tr>
+        <w:trPr>
+          <w:cantSplit/>
+        </w:trPr>
         <w:tc>
           <w:tcPr>
             <w:tcW w:type="dxa" w:w="3221"/>
@@ -2284,6 +2344,9 @@
         </w:tc>
       </w:tr>
       <w:tr>
+        <w:trPr>
+          <w:cantSplit/>
+        </w:trPr>
         <w:tc>
           <w:tcPr>
             <w:tcW w:type="dxa" w:w="3221"/>
@@ -2391,6 +2454,9 @@
         </w:tc>
       </w:tr>
       <w:tr>
+        <w:trPr>
+          <w:cantSplit/>
+        </w:trPr>
         <w:tc>
           <w:tcPr>
             <w:tcW w:type="dxa" w:w="3221"/>
@@ -2498,6 +2564,9 @@
         </w:tc>
       </w:tr>
       <w:tr>
+        <w:trPr>
+          <w:cantSplit/>
+        </w:trPr>
         <w:tc>
           <w:tcPr>
             <w:tcW w:type="dxa" w:w="3221"/>
@@ -2605,6 +2674,9 @@
         </w:tc>
       </w:tr>
       <w:tr>
+        <w:trPr>
+          <w:cantSplit/>
+        </w:trPr>
         <w:tc>
           <w:tcPr>
             <w:tcW w:type="dxa" w:w="3221"/>
@@ -2714,8 +2786,14 @@
     </w:tbl>
     <w:p>
       <w:pPr>
-        <w:spacing w:after="20"/>
+        <w:spacing w:before="0" w:after="0" w:line="20" w:lineRule="exact"/>
       </w:pPr>
+      <w:r>
+        <w:rPr>
+          <w:sz w:val="2"/>
+        </w:rPr>
+        <w:t xml:space="preserve"> </w:t>
+      </w:r>
     </w:p>
     <w:p>
       <w:pPr>
@@ -2746,6 +2824,7 @@
       <w:tr>
         <w:trPr>
           <w:tblHeader w:val="true"/>
+          <w:cantSplit/>
         </w:trPr>
         <w:tc>
           <w:tcPr>
@@ -2769,6 +2848,7 @@
           </w:tcPr>
           <w:p>
             <w:pPr>
+              <w:keepNext/>
               <w:jc w:val="left"/>
             </w:pPr>
             <w:r>
@@ -2804,6 +2884,7 @@
           </w:tcPr>
           <w:p>
             <w:pPr>
+              <w:keepNext/>
               <w:jc w:val="left"/>
             </w:pPr>
             <w:r>
@@ -2839,6 +2920,7 @@
           </w:tcPr>
           <w:p>
             <w:pPr>
+              <w:keepNext/>
               <w:jc w:val="left"/>
             </w:pPr>
             <w:r>
@@ -2874,6 +2956,7 @@
           </w:tcPr>
           <w:p>
             <w:pPr>
+              <w:keepNext/>
               <w:jc w:val="left"/>
             </w:pPr>
             <w:r>
@@ -2889,6 +2972,9 @@
         </w:tc>
       </w:tr>
       <w:tr>
+        <w:trPr>
+          <w:cantSplit/>
+        </w:trPr>
         <w:tc>
           <w:tcPr>
             <w:tcW w:type="dxa" w:w="2416"/>
@@ -3031,6 +3117,9 @@
         </w:tc>
       </w:tr>
       <w:tr>
+        <w:trPr>
+          <w:cantSplit/>
+        </w:trPr>
         <w:tc>
           <w:tcPr>
             <w:tcW w:type="dxa" w:w="2416"/>
@@ -3173,6 +3262,9 @@
         </w:tc>
       </w:tr>
       <w:tr>
+        <w:trPr>
+          <w:cantSplit/>
+        </w:trPr>
         <w:tc>
           <w:tcPr>
             <w:tcW w:type="dxa" w:w="2416"/>
@@ -3315,6 +3407,9 @@
         </w:tc>
       </w:tr>
       <w:tr>
+        <w:trPr>
+          <w:cantSplit/>
+        </w:trPr>
         <w:tc>
           <w:tcPr>
             <w:tcW w:type="dxa" w:w="2416"/>
@@ -3457,6 +3552,9 @@
         </w:tc>
       </w:tr>
       <w:tr>
+        <w:trPr>
+          <w:cantSplit/>
+        </w:trPr>
         <w:tc>
           <w:tcPr>
             <w:tcW w:type="dxa" w:w="2416"/>
@@ -3599,6 +3697,9 @@
         </w:tc>
       </w:tr>
       <w:tr>
+        <w:trPr>
+          <w:cantSplit/>
+        </w:trPr>
         <w:tc>
           <w:tcPr>
             <w:tcW w:type="dxa" w:w="2416"/>
@@ -3741,6 +3842,9 @@
         </w:tc>
       </w:tr>
       <w:tr>
+        <w:trPr>
+          <w:cantSplit/>
+        </w:trPr>
         <w:tc>
           <w:tcPr>
             <w:tcW w:type="dxa" w:w="2416"/>
@@ -3883,6 +3987,9 @@
         </w:tc>
       </w:tr>
       <w:tr>
+        <w:trPr>
+          <w:cantSplit/>
+        </w:trPr>
         <w:tc>
           <w:tcPr>
             <w:tcW w:type="dxa" w:w="2416"/>
@@ -4025,6 +4132,9 @@
         </w:tc>
       </w:tr>
       <w:tr>
+        <w:trPr>
+          <w:cantSplit/>
+        </w:trPr>
         <w:tc>
           <w:tcPr>
             <w:tcW w:type="dxa" w:w="2416"/>
@@ -4167,6 +4277,9 @@
         </w:tc>
       </w:tr>
       <w:tr>
+        <w:trPr>
+          <w:cantSplit/>
+        </w:trPr>
         <w:tc>
           <w:tcPr>
             <w:tcW w:type="dxa" w:w="2416"/>
@@ -4311,8 +4424,14 @@
     </w:tbl>
     <w:p>
       <w:pPr>
-        <w:spacing w:after="20"/>
+        <w:spacing w:before="0" w:after="0" w:line="20" w:lineRule="exact"/>
       </w:pPr>
+      <w:r>
+        <w:rPr>
+          <w:sz w:val="2"/>
+        </w:rPr>
+        <w:t xml:space="preserve"> </w:t>
+      </w:r>
     </w:p>
     <w:p>
       <w:pPr>
@@ -4391,8 +4510,8 @@
       <w:r>
         <w:drawing>
           <wp:inline xmlns:a="http://schemas.openxmlformats.org/drawingml/2006/main" xmlns:pic="http://schemas.openxmlformats.org/drawingml/2006/picture">
-            <wp:extent cx="6080760" cy="3420428"/>
-            <wp:docPr id="2" name="Picture 2" title="State machine của trình tạo sticker" descr="Idle chuyển processing rồi completed hoặc error; từ error, Thử Lại Ngay quay về idle; retry backend là đường nét đứt."/>
+            <wp:extent cx="5760720" cy="3240405"/>
+            <wp:docPr id="2" name="Picture 2" title="State machine upload và trình tạo sticker" descr="Idle chọn ảnh chuyển sang checking; chỉ verified mới cho phép tạo job và processing; rejected hoặc detector error quay lại idle; completed/error của job giữ nguyên và retry backend vẫn chưa nối CTA."/>
             <wp:cNvGraphicFramePr>
               <a:graphicFrameLocks noChangeAspect="1"/>
             </wp:cNvGraphicFramePr>
@@ -4412,7 +4531,7 @@
                   <pic:spPr>
                     <a:xfrm>
                       <a:off x="0" y="0"/>
-                      <a:ext cx="6080760" cy="3420428"/>
+                      <a:ext cx="5760720" cy="3240405"/>
                     </a:xfrm>
                     <a:prstGeom prst="rect"/>
                   </pic:spPr>
@@ -4430,7 +4549,7 @@
         <w:jc w:val="center"/>
       </w:pPr>
       <w:r>
-        <w:t>Hình GS-DOC-03.2 — State machine của trình tạo sticker. State machine frontend và nhánh retry backend chưa được nối với CTA hiện tại.</w:t>
+        <w:t>Hình GS-DOC-03.2 — State machine upload và trình tạo sticker. State machine bổ sung preflight checking/verified trước trạng thái generation processing.</w:t>
       </w:r>
     </w:p>
     <w:tbl>
@@ -4485,7 +4604,7 @@
                 <w:color w:val="475569"/>
                 <w:sz w:val="16"/>
               </w:rPr>
-              <w:t>Idle chuyển processing rồi completed hoặc error; từ error, Thử Lại Ngay quay về idle; retry backend là đường nét đứt.</w:t>
+              <w:t>Idle chọn ảnh chuyển sang checking; chỉ verified mới cho phép tạo job và processing; rejected hoặc detector error quay lại idle; completed/error của job giữ nguyên và retry backend vẫn chưa nối CTA.</w:t>
             </w:r>
           </w:p>
         </w:tc>
@@ -4493,7 +4612,7 @@
     </w:tbl>
     <w:p>
       <w:pPr>
-        <w:spacing w:after="160"/>
+        <w:spacing w:after="80"/>
         <w:jc w:val="center"/>
       </w:pPr>
       <w:r>
@@ -4502,7 +4621,7 @@
           <w:color w:val="475569"/>
           <w:sz w:val="14"/>
         </w:rPr>
-        <w:t>Nguồn: frontend/src/hooks/useStickerGenerator.ts; frontend/src/App.tsx; backend/app/services/sticker_pipeline.py · baseline kien_v5</w:t>
+        <w:t>Nguồn: frontend/src/hooks/useImageUpload.ts; frontend/src/hooks/useStickerGenerator.ts; frontend/src/App.tsx · baseline kien_v5</w:t>
       </w:r>
     </w:p>
     <w:p>
@@ -4533,6 +4652,7 @@
       <w:tr>
         <w:trPr>
           <w:tblHeader w:val="true"/>
+          <w:cantSplit/>
         </w:trPr>
         <w:tc>
           <w:tcPr>
@@ -4556,6 +4676,7 @@
           </w:tcPr>
           <w:p>
             <w:pPr>
+              <w:keepNext/>
               <w:jc w:val="left"/>
             </w:pPr>
             <w:r>
@@ -4591,6 +4712,7 @@
           </w:tcPr>
           <w:p>
             <w:pPr>
+              <w:keepNext/>
               <w:jc w:val="left"/>
             </w:pPr>
             <w:r>
@@ -4626,6 +4748,7 @@
           </w:tcPr>
           <w:p>
             <w:pPr>
+              <w:keepNext/>
               <w:jc w:val="left"/>
             </w:pPr>
             <w:r>
@@ -4641,6 +4764,9 @@
         </w:tc>
       </w:tr>
       <w:tr>
+        <w:trPr>
+          <w:cantSplit/>
+        </w:trPr>
         <w:tc>
           <w:tcPr>
             <w:tcW w:type="dxa" w:w="3221"/>
@@ -4748,6 +4874,9 @@
         </w:tc>
       </w:tr>
       <w:tr>
+        <w:trPr>
+          <w:cantSplit/>
+        </w:trPr>
         <w:tc>
           <w:tcPr>
             <w:tcW w:type="dxa" w:w="3221"/>
@@ -4855,6 +4984,9 @@
         </w:tc>
       </w:tr>
       <w:tr>
+        <w:trPr>
+          <w:cantSplit/>
+        </w:trPr>
         <w:tc>
           <w:tcPr>
             <w:tcW w:type="dxa" w:w="3221"/>
@@ -4962,6 +5094,9 @@
         </w:tc>
       </w:tr>
       <w:tr>
+        <w:trPr>
+          <w:cantSplit/>
+        </w:trPr>
         <w:tc>
           <w:tcPr>
             <w:tcW w:type="dxa" w:w="3221"/>
@@ -5069,6 +5204,9 @@
         </w:tc>
       </w:tr>
       <w:tr>
+        <w:trPr>
+          <w:cantSplit/>
+        </w:trPr>
         <w:tc>
           <w:tcPr>
             <w:tcW w:type="dxa" w:w="3221"/>
@@ -5176,6 +5314,9 @@
         </w:tc>
       </w:tr>
       <w:tr>
+        <w:trPr>
+          <w:cantSplit/>
+        </w:trPr>
         <w:tc>
           <w:tcPr>
             <w:tcW w:type="dxa" w:w="3221"/>
@@ -5283,6 +5424,9 @@
         </w:tc>
       </w:tr>
       <w:tr>
+        <w:trPr>
+          <w:cantSplit/>
+        </w:trPr>
         <w:tc>
           <w:tcPr>
             <w:tcW w:type="dxa" w:w="3221"/>
@@ -5392,8 +5536,14 @@
     </w:tbl>
     <w:p>
       <w:pPr>
-        <w:spacing w:after="20"/>
+        <w:spacing w:before="0" w:after="0" w:line="20" w:lineRule="exact"/>
       </w:pPr>
+      <w:r>
+        <w:rPr>
+          <w:sz w:val="2"/>
+        </w:rPr>
+        <w:t xml:space="preserve"> </w:t>
+      </w:r>
     </w:p>
     <w:p>
       <w:pPr>
@@ -5484,6 +5634,7 @@
       <w:tr>
         <w:trPr>
           <w:tblHeader w:val="true"/>
+          <w:cantSplit/>
         </w:trPr>
         <w:tc>
           <w:tcPr>
@@ -5507,6 +5658,7 @@
           </w:tcPr>
           <w:p>
             <w:pPr>
+              <w:keepNext/>
               <w:jc w:val="left"/>
             </w:pPr>
             <w:r>
@@ -5542,6 +5694,7 @@
           </w:tcPr>
           <w:p>
             <w:pPr>
+              <w:keepNext/>
               <w:jc w:val="left"/>
             </w:pPr>
             <w:r>
@@ -5557,6 +5710,9 @@
         </w:tc>
       </w:tr>
       <w:tr>
+        <w:trPr>
+          <w:cantSplit/>
+        </w:trPr>
         <w:tc>
           <w:tcPr>
             <w:tcW w:type="dxa" w:w="4831"/>
@@ -5629,6 +5785,9 @@
         </w:tc>
       </w:tr>
       <w:tr>
+        <w:trPr>
+          <w:cantSplit/>
+        </w:trPr>
         <w:tc>
           <w:tcPr>
             <w:tcW w:type="dxa" w:w="4831"/>
@@ -5701,6 +5860,9 @@
         </w:tc>
       </w:tr>
       <w:tr>
+        <w:trPr>
+          <w:cantSplit/>
+        </w:trPr>
         <w:tc>
           <w:tcPr>
             <w:tcW w:type="dxa" w:w="4831"/>
@@ -5773,6 +5935,9 @@
         </w:tc>
       </w:tr>
       <w:tr>
+        <w:trPr>
+          <w:cantSplit/>
+        </w:trPr>
         <w:tc>
           <w:tcPr>
             <w:tcW w:type="dxa" w:w="4831"/>
@@ -5845,6 +6010,9 @@
         </w:tc>
       </w:tr>
       <w:tr>
+        <w:trPr>
+          <w:cantSplit/>
+        </w:trPr>
         <w:tc>
           <w:tcPr>
             <w:tcW w:type="dxa" w:w="4831"/>
@@ -5917,6 +6085,9 @@
         </w:tc>
       </w:tr>
       <w:tr>
+        <w:trPr>
+          <w:cantSplit/>
+        </w:trPr>
         <w:tc>
           <w:tcPr>
             <w:tcW w:type="dxa" w:w="4831"/>
@@ -5991,8 +6162,14 @@
     </w:tbl>
     <w:p>
       <w:pPr>
-        <w:spacing w:after="20"/>
+        <w:spacing w:before="0" w:after="0" w:line="20" w:lineRule="exact"/>
       </w:pPr>
+      <w:r>
+        <w:rPr>
+          <w:sz w:val="2"/>
+        </w:rPr>
+        <w:t xml:space="preserve"> </w:t>
+      </w:r>
     </w:p>
     <w:p>
       <w:pPr>
@@ -6142,6 +6319,7 @@
       <w:tr>
         <w:trPr>
           <w:tblHeader w:val="true"/>
+          <w:cantSplit/>
         </w:trPr>
         <w:tc>
           <w:tcPr>
@@ -6165,6 +6343,7 @@
           </w:tcPr>
           <w:p>
             <w:pPr>
+              <w:keepNext/>
               <w:jc w:val="left"/>
             </w:pPr>
             <w:r>
@@ -6200,6 +6379,7 @@
           </w:tcPr>
           <w:p>
             <w:pPr>
+              <w:keepNext/>
               <w:jc w:val="left"/>
             </w:pPr>
             <w:r>
@@ -6235,6 +6415,7 @@
           </w:tcPr>
           <w:p>
             <w:pPr>
+              <w:keepNext/>
               <w:jc w:val="left"/>
             </w:pPr>
             <w:r>
@@ -6270,6 +6451,7 @@
           </w:tcPr>
           <w:p>
             <w:pPr>
+              <w:keepNext/>
               <w:jc w:val="left"/>
             </w:pPr>
             <w:r>
@@ -6285,6 +6467,9 @@
         </w:tc>
       </w:tr>
       <w:tr>
+        <w:trPr>
+          <w:cantSplit/>
+        </w:trPr>
         <w:tc>
           <w:tcPr>
             <w:tcW w:type="dxa" w:w="2416"/>
@@ -6427,6 +6612,9 @@
         </w:tc>
       </w:tr>
       <w:tr>
+        <w:trPr>
+          <w:cantSplit/>
+        </w:trPr>
         <w:tc>
           <w:tcPr>
             <w:tcW w:type="dxa" w:w="2416"/>
@@ -6569,6 +6757,9 @@
         </w:tc>
       </w:tr>
       <w:tr>
+        <w:trPr>
+          <w:cantSplit/>
+        </w:trPr>
         <w:tc>
           <w:tcPr>
             <w:tcW w:type="dxa" w:w="2416"/>
@@ -6711,6 +6902,9 @@
         </w:tc>
       </w:tr>
       <w:tr>
+        <w:trPr>
+          <w:cantSplit/>
+        </w:trPr>
         <w:tc>
           <w:tcPr>
             <w:tcW w:type="dxa" w:w="2416"/>
@@ -6853,6 +7047,9 @@
         </w:tc>
       </w:tr>
       <w:tr>
+        <w:trPr>
+          <w:cantSplit/>
+        </w:trPr>
         <w:tc>
           <w:tcPr>
             <w:tcW w:type="dxa" w:w="2416"/>
@@ -6995,6 +7192,9 @@
         </w:tc>
       </w:tr>
       <w:tr>
+        <w:trPr>
+          <w:cantSplit/>
+        </w:trPr>
         <w:tc>
           <w:tcPr>
             <w:tcW w:type="dxa" w:w="2416"/>
@@ -7137,6 +7337,9 @@
         </w:tc>
       </w:tr>
       <w:tr>
+        <w:trPr>
+          <w:cantSplit/>
+        </w:trPr>
         <w:tc>
           <w:tcPr>
             <w:tcW w:type="dxa" w:w="2416"/>
@@ -7281,8 +7484,14 @@
     </w:tbl>
     <w:p>
       <w:pPr>
-        <w:spacing w:after="20"/>
+        <w:spacing w:before="0" w:after="0" w:line="20" w:lineRule="exact"/>
       </w:pPr>
+      <w:r>
+        <w:rPr>
+          <w:sz w:val="2"/>
+        </w:rPr>
+        <w:t xml:space="preserve"> </w:t>
+      </w:r>
     </w:p>
     <w:p>
       <w:pPr>
@@ -7313,6 +7522,7 @@
       <w:tr>
         <w:trPr>
           <w:tblHeader w:val="true"/>
+          <w:cantSplit/>
         </w:trPr>
         <w:tc>
           <w:tcPr>
@@ -7336,6 +7546,7 @@
           </w:tcPr>
           <w:p>
             <w:pPr>
+              <w:keepNext/>
               <w:jc w:val="left"/>
             </w:pPr>
             <w:r>
@@ -7371,6 +7582,7 @@
           </w:tcPr>
           <w:p>
             <w:pPr>
+              <w:keepNext/>
               <w:jc w:val="left"/>
             </w:pPr>
             <w:r>
@@ -7406,6 +7618,7 @@
           </w:tcPr>
           <w:p>
             <w:pPr>
+              <w:keepNext/>
               <w:jc w:val="left"/>
             </w:pPr>
             <w:r>
@@ -7441,6 +7654,7 @@
           </w:tcPr>
           <w:p>
             <w:pPr>
+              <w:keepNext/>
               <w:jc w:val="left"/>
             </w:pPr>
             <w:r>
@@ -7456,6 +7670,9 @@
         </w:tc>
       </w:tr>
       <w:tr>
+        <w:trPr>
+          <w:cantSplit/>
+        </w:trPr>
         <w:tc>
           <w:tcPr>
             <w:tcW w:type="dxa" w:w="2416"/>
@@ -7598,6 +7815,9 @@
         </w:tc>
       </w:tr>
       <w:tr>
+        <w:trPr>
+          <w:cantSplit/>
+        </w:trPr>
         <w:tc>
           <w:tcPr>
             <w:tcW w:type="dxa" w:w="2416"/>
@@ -7740,6 +7960,9 @@
         </w:tc>
       </w:tr>
       <w:tr>
+        <w:trPr>
+          <w:cantSplit/>
+        </w:trPr>
         <w:tc>
           <w:tcPr>
             <w:tcW w:type="dxa" w:w="2416"/>
@@ -7882,6 +8105,9 @@
         </w:tc>
       </w:tr>
       <w:tr>
+        <w:trPr>
+          <w:cantSplit/>
+        </w:trPr>
         <w:tc>
           <w:tcPr>
             <w:tcW w:type="dxa" w:w="2416"/>
@@ -8026,8 +8252,14 @@
     </w:tbl>
     <w:p>
       <w:pPr>
-        <w:spacing w:after="20"/>
+        <w:spacing w:before="0" w:after="0" w:line="20" w:lineRule="exact"/>
       </w:pPr>
+      <w:r>
+        <w:rPr>
+          <w:sz w:val="2"/>
+        </w:rPr>
+        <w:t xml:space="preserve"> </w:t>
+      </w:r>
     </w:p>
     <w:p>
       <w:pPr>
@@ -8094,6 +8326,7 @@
       <w:tr>
         <w:trPr>
           <w:tblHeader w:val="true"/>
+          <w:cantSplit/>
         </w:trPr>
         <w:tc>
           <w:tcPr>
@@ -8117,6 +8350,7 @@
           </w:tcPr>
           <w:p>
             <w:pPr>
+              <w:keepNext/>
               <w:jc w:val="left"/>
             </w:pPr>
             <w:r>
@@ -8152,6 +8386,7 @@
           </w:tcPr>
           <w:p>
             <w:pPr>
+              <w:keepNext/>
               <w:jc w:val="left"/>
             </w:pPr>
             <w:r>
@@ -8187,6 +8422,7 @@
           </w:tcPr>
           <w:p>
             <w:pPr>
+              <w:keepNext/>
               <w:jc w:val="left"/>
             </w:pPr>
             <w:r>
@@ -8222,6 +8458,7 @@
           </w:tcPr>
           <w:p>
             <w:pPr>
+              <w:keepNext/>
               <w:jc w:val="left"/>
             </w:pPr>
             <w:r>
@@ -8237,6 +8474,9 @@
         </w:tc>
       </w:tr>
       <w:tr>
+        <w:trPr>
+          <w:cantSplit/>
+        </w:trPr>
         <w:tc>
           <w:tcPr>
             <w:tcW w:type="dxa" w:w="2416"/>
@@ -8379,6 +8619,9 @@
         </w:tc>
       </w:tr>
       <w:tr>
+        <w:trPr>
+          <w:cantSplit/>
+        </w:trPr>
         <w:tc>
           <w:tcPr>
             <w:tcW w:type="dxa" w:w="2416"/>
@@ -8521,6 +8764,9 @@
         </w:tc>
       </w:tr>
       <w:tr>
+        <w:trPr>
+          <w:cantSplit/>
+        </w:trPr>
         <w:tc>
           <w:tcPr>
             <w:tcW w:type="dxa" w:w="2416"/>
@@ -8663,6 +8909,9 @@
         </w:tc>
       </w:tr>
       <w:tr>
+        <w:trPr>
+          <w:cantSplit/>
+        </w:trPr>
         <w:tc>
           <w:tcPr>
             <w:tcW w:type="dxa" w:w="2416"/>
@@ -8805,6 +9054,9 @@
         </w:tc>
       </w:tr>
       <w:tr>
+        <w:trPr>
+          <w:cantSplit/>
+        </w:trPr>
         <w:tc>
           <w:tcPr>
             <w:tcW w:type="dxa" w:w="2416"/>
@@ -8949,8 +9201,14 @@
     </w:tbl>
     <w:p>
       <w:pPr>
-        <w:spacing w:after="20"/>
+        <w:spacing w:before="0" w:after="0" w:line="20" w:lineRule="exact"/>
       </w:pPr>
+      <w:r>
+        <w:rPr>
+          <w:sz w:val="2"/>
+        </w:rPr>
+        <w:t xml:space="preserve"> </w:t>
+      </w:r>
     </w:p>
     <w:p>
       <w:pPr>
@@ -9014,6 +9272,1064 @@
         <w:t>Code cost estimate hard-code theo gpt-image-1.5 medium và không phải hóa đơn proxy thực tế.</w:t>
       </w:r>
     </w:p>
+    <w:p>
+      <w:pPr>
+        <w:pStyle w:val="Heading1"/>
+        <w:keepNext/>
+      </w:pPr>
+      <w:r>
+        <w:rPr>
+          <w:color w:val="0F172A"/>
+        </w:rPr>
+        <w:t>15. Exact-one-face input gate</w:t>
+      </w:r>
+    </w:p>
+    <w:tbl>
+      <w:tblPr>
+        <w:tblStyle w:val="TableGrid"/>
+        <w:tblW w:type="auto" w:w="0"/>
+        <w:jc w:val="center"/>
+        <w:tblLayout w:type="autofit"/>
+        <w:tblLook w:firstColumn="1" w:firstRow="1" w:lastColumn="0" w:lastRow="0" w:noHBand="0" w:noVBand="1" w:val="04A0"/>
+      </w:tblPr>
+      <w:tblGrid>
+        <w:gridCol w:w="2416"/>
+        <w:gridCol w:w="2416"/>
+        <w:gridCol w:w="2416"/>
+        <w:gridCol w:w="2416"/>
+      </w:tblGrid>
+      <w:tr>
+        <w:trPr>
+          <w:tblHeader w:val="true"/>
+          <w:cantSplit/>
+        </w:trPr>
+        <w:tc>
+          <w:tcPr>
+            <w:tcW w:type="dxa" w:w="2416"/>
+            <w:shd w:fill="4338CA"/>
+            <w:tcBorders>
+              <w:top w:val="single" w:sz="6" w:color="4338CA"/>
+              <w:left w:val="single" w:sz="6" w:color="4338CA"/>
+              <w:bottom w:val="single" w:sz="6" w:color="4338CA"/>
+              <w:right w:val="single" w:sz="6" w:color="4338CA"/>
+              <w:insideH w:val="single" w:sz="6" w:color="4338CA"/>
+              <w:insideV w:val="single" w:sz="6" w:color="4338CA"/>
+            </w:tcBorders>
+            <w:tcMar>
+              <w:top w:w="80" w:type="dxa"/>
+              <w:start w:w="85" w:type="dxa"/>
+              <w:bottom w:w="80" w:type="dxa"/>
+              <w:end w:w="85" w:type="dxa"/>
+            </w:tcMar>
+            <w:vAlign w:val="center"/>
+          </w:tcPr>
+          <w:p>
+            <w:pPr>
+              <w:keepNext/>
+              <w:jc w:val="left"/>
+            </w:pPr>
+            <w:r>
+              <w:rPr>
+                <w:rFonts w:ascii="Aptos" w:hAnsi="Aptos" w:eastAsia="Arial"/>
+                <w:b/>
+                <w:color w:val="FFFFFF"/>
+                <w:sz w:val="17"/>
+              </w:rPr>
+              <w:t>ID</w:t>
+            </w:r>
+          </w:p>
+        </w:tc>
+        <w:tc>
+          <w:tcPr>
+            <w:tcW w:type="dxa" w:w="2416"/>
+            <w:shd w:fill="4338CA"/>
+            <w:tcBorders>
+              <w:top w:val="single" w:sz="6" w:color="4338CA"/>
+              <w:left w:val="single" w:sz="6" w:color="4338CA"/>
+              <w:bottom w:val="single" w:sz="6" w:color="4338CA"/>
+              <w:right w:val="single" w:sz="6" w:color="4338CA"/>
+              <w:insideH w:val="single" w:sz="6" w:color="4338CA"/>
+              <w:insideV w:val="single" w:sz="6" w:color="4338CA"/>
+            </w:tcBorders>
+            <w:tcMar>
+              <w:top w:w="80" w:type="dxa"/>
+              <w:start w:w="85" w:type="dxa"/>
+              <w:bottom w:w="80" w:type="dxa"/>
+              <w:end w:w="85" w:type="dxa"/>
+            </w:tcMar>
+            <w:vAlign w:val="center"/>
+          </w:tcPr>
+          <w:p>
+            <w:pPr>
+              <w:keepNext/>
+              <w:jc w:val="left"/>
+            </w:pPr>
+            <w:r>
+              <w:rPr>
+                <w:rFonts w:ascii="Aptos" w:hAnsi="Aptos" w:eastAsia="Arial"/>
+                <w:b/>
+                <w:color w:val="FFFFFF"/>
+                <w:sz w:val="17"/>
+              </w:rPr>
+              <w:t>Requirement</w:t>
+            </w:r>
+          </w:p>
+        </w:tc>
+        <w:tc>
+          <w:tcPr>
+            <w:tcW w:type="dxa" w:w="2416"/>
+            <w:shd w:fill="4338CA"/>
+            <w:tcBorders>
+              <w:top w:val="single" w:sz="6" w:color="4338CA"/>
+              <w:left w:val="single" w:sz="6" w:color="4338CA"/>
+              <w:bottom w:val="single" w:sz="6" w:color="4338CA"/>
+              <w:right w:val="single" w:sz="6" w:color="4338CA"/>
+              <w:insideH w:val="single" w:sz="6" w:color="4338CA"/>
+              <w:insideV w:val="single" w:sz="6" w:color="4338CA"/>
+            </w:tcBorders>
+            <w:tcMar>
+              <w:top w:w="80" w:type="dxa"/>
+              <w:start w:w="85" w:type="dxa"/>
+              <w:bottom w:w="80" w:type="dxa"/>
+              <w:end w:w="85" w:type="dxa"/>
+            </w:tcMar>
+            <w:vAlign w:val="center"/>
+          </w:tcPr>
+          <w:p>
+            <w:pPr>
+              <w:keepNext/>
+              <w:jc w:val="left"/>
+            </w:pPr>
+            <w:r>
+              <w:rPr>
+                <w:rFonts w:ascii="Aptos" w:hAnsi="Aptos" w:eastAsia="Arial"/>
+                <w:b/>
+                <w:color w:val="FFFFFF"/>
+                <w:sz w:val="17"/>
+              </w:rPr>
+              <w:t>As-is implementation</w:t>
+            </w:r>
+          </w:p>
+        </w:tc>
+        <w:tc>
+          <w:tcPr>
+            <w:tcW w:type="dxa" w:w="2416"/>
+            <w:shd w:fill="4338CA"/>
+            <w:tcBorders>
+              <w:top w:val="single" w:sz="6" w:color="4338CA"/>
+              <w:left w:val="single" w:sz="6" w:color="4338CA"/>
+              <w:bottom w:val="single" w:sz="6" w:color="4338CA"/>
+              <w:right w:val="single" w:sz="6" w:color="4338CA"/>
+              <w:insideH w:val="single" w:sz="6" w:color="4338CA"/>
+              <w:insideV w:val="single" w:sz="6" w:color="4338CA"/>
+            </w:tcBorders>
+            <w:tcMar>
+              <w:top w:w="80" w:type="dxa"/>
+              <w:start w:w="85" w:type="dxa"/>
+              <w:bottom w:w="80" w:type="dxa"/>
+              <w:end w:w="85" w:type="dxa"/>
+            </w:tcMar>
+            <w:vAlign w:val="center"/>
+          </w:tcPr>
+          <w:p>
+            <w:pPr>
+              <w:keepNext/>
+              <w:jc w:val="left"/>
+            </w:pPr>
+            <w:r>
+              <w:rPr>
+                <w:rFonts w:ascii="Aptos" w:hAnsi="Aptos" w:eastAsia="Arial"/>
+                <w:b/>
+                <w:color w:val="FFFFFF"/>
+                <w:sz w:val="17"/>
+              </w:rPr>
+              <w:t>Verification/constraint</w:t>
+            </w:r>
+          </w:p>
+        </w:tc>
+      </w:tr>
+      <w:tr>
+        <w:trPr>
+          <w:cantSplit/>
+        </w:trPr>
+        <w:tc>
+          <w:tcPr>
+            <w:tcW w:type="dxa" w:w="2416"/>
+            <w:shd w:fill="FFFFFF"/>
+            <w:tcBorders>
+              <w:top w:val="single" w:sz="6" w:color="CBD5E1"/>
+              <w:left w:val="single" w:sz="6" w:color="CBD5E1"/>
+              <w:bottom w:val="single" w:sz="6" w:color="CBD5E1"/>
+              <w:right w:val="single" w:sz="6" w:color="CBD5E1"/>
+              <w:insideH w:val="single" w:sz="6" w:color="CBD5E1"/>
+              <w:insideV w:val="single" w:sz="6" w:color="CBD5E1"/>
+            </w:tcBorders>
+            <w:tcMar>
+              <w:top w:w="70" w:type="dxa"/>
+              <w:start w:w="80" w:type="dxa"/>
+              <w:bottom w:w="70" w:type="dxa"/>
+              <w:end w:w="80" w:type="dxa"/>
+            </w:tcMar>
+            <w:vAlign w:val="top"/>
+          </w:tcPr>
+          <w:p>
+            <w:pPr>
+              <w:spacing w:after="0"/>
+            </w:pPr>
+            <w:r>
+              <w:rPr>
+                <w:rFonts w:ascii="Aptos" w:hAnsi="Aptos" w:eastAsia="Arial"/>
+                <w:b w:val="0"/>
+                <w:color w:val="0F172A"/>
+                <w:sz w:val="16"/>
+              </w:rPr>
+              <w:t>FG-FR-01</w:t>
+            </w:r>
+          </w:p>
+        </w:tc>
+        <w:tc>
+          <w:tcPr>
+            <w:tcW w:type="dxa" w:w="2416"/>
+            <w:shd w:fill="FFFFFF"/>
+            <w:tcBorders>
+              <w:top w:val="single" w:sz="6" w:color="CBD5E1"/>
+              <w:left w:val="single" w:sz="6" w:color="CBD5E1"/>
+              <w:bottom w:val="single" w:sz="6" w:color="CBD5E1"/>
+              <w:right w:val="single" w:sz="6" w:color="CBD5E1"/>
+              <w:insideH w:val="single" w:sz="6" w:color="CBD5E1"/>
+              <w:insideV w:val="single" w:sz="6" w:color="CBD5E1"/>
+            </w:tcBorders>
+            <w:tcMar>
+              <w:top w:w="70" w:type="dxa"/>
+              <w:start w:w="80" w:type="dxa"/>
+              <w:bottom w:w="70" w:type="dxa"/>
+              <w:end w:w="80" w:type="dxa"/>
+            </w:tcMar>
+            <w:vAlign w:val="top"/>
+          </w:tcPr>
+          <w:p>
+            <w:pPr>
+              <w:spacing w:after="0"/>
+            </w:pPr>
+            <w:r>
+              <w:rPr>
+                <w:rFonts w:ascii="Aptos" w:hAnsi="Aptos" w:eastAsia="Arial"/>
+                <w:b w:val="0"/>
+                <w:color w:val="0F172A"/>
+                <w:sz w:val="16"/>
+              </w:rPr>
+              <w:t>Chỉ accept ảnh khi detector trả đúng một khuôn mặt</w:t>
+            </w:r>
+          </w:p>
+        </w:tc>
+        <w:tc>
+          <w:tcPr>
+            <w:tcW w:type="dxa" w:w="2416"/>
+            <w:shd w:fill="FFFFFF"/>
+            <w:tcBorders>
+              <w:top w:val="single" w:sz="6" w:color="CBD5E1"/>
+              <w:left w:val="single" w:sz="6" w:color="CBD5E1"/>
+              <w:bottom w:val="single" w:sz="6" w:color="CBD5E1"/>
+              <w:right w:val="single" w:sz="6" w:color="CBD5E1"/>
+              <w:insideH w:val="single" w:sz="6" w:color="CBD5E1"/>
+              <w:insideV w:val="single" w:sz="6" w:color="CBD5E1"/>
+            </w:tcBorders>
+            <w:tcMar>
+              <w:top w:w="70" w:type="dxa"/>
+              <w:start w:w="80" w:type="dxa"/>
+              <w:bottom w:w="70" w:type="dxa"/>
+              <w:end w:w="80" w:type="dxa"/>
+            </w:tcMar>
+            <w:vAlign w:val="top"/>
+          </w:tcPr>
+          <w:p>
+            <w:pPr>
+              <w:spacing w:after="0"/>
+            </w:pPr>
+            <w:r>
+              <w:rPr>
+                <w:rFonts w:ascii="Aptos" w:hAnsi="Aptos" w:eastAsia="Arial"/>
+                <w:b w:val="0"/>
+                <w:color w:val="0F172A"/>
+                <w:sz w:val="16"/>
+              </w:rPr>
+              <w:t>useImageUpload gọi detectFaceCount sau MIME/15 MiB</w:t>
+            </w:r>
+          </w:p>
+        </w:tc>
+        <w:tc>
+          <w:tcPr>
+            <w:tcW w:type="dxa" w:w="2416"/>
+            <w:shd w:fill="FFFFFF"/>
+            <w:tcBorders>
+              <w:top w:val="single" w:sz="6" w:color="CBD5E1"/>
+              <w:left w:val="single" w:sz="6" w:color="CBD5E1"/>
+              <w:bottom w:val="single" w:sz="6" w:color="CBD5E1"/>
+              <w:right w:val="single" w:sz="6" w:color="CBD5E1"/>
+              <w:insideH w:val="single" w:sz="6" w:color="CBD5E1"/>
+              <w:insideV w:val="single" w:sz="6" w:color="CBD5E1"/>
+            </w:tcBorders>
+            <w:tcMar>
+              <w:top w:w="70" w:type="dxa"/>
+              <w:start w:w="80" w:type="dxa"/>
+              <w:bottom w:w="70" w:type="dxa"/>
+              <w:end w:w="80" w:type="dxa"/>
+            </w:tcMar>
+            <w:vAlign w:val="top"/>
+          </w:tcPr>
+          <w:p>
+            <w:pPr>
+              <w:spacing w:after="0"/>
+            </w:pPr>
+            <w:r>
+              <w:rPr>
+                <w:rFonts w:ascii="Aptos" w:hAnsi="Aptos" w:eastAsia="Arial"/>
+                <w:b w:val="0"/>
+                <w:color w:val="0F172A"/>
+                <w:sz w:val="16"/>
+              </w:rPr>
+              <w:t>0 reject; 1 pass; &gt;1 reject</w:t>
+            </w:r>
+          </w:p>
+        </w:tc>
+      </w:tr>
+      <w:tr>
+        <w:trPr>
+          <w:cantSplit/>
+        </w:trPr>
+        <w:tc>
+          <w:tcPr>
+            <w:tcW w:type="dxa" w:w="2416"/>
+            <w:shd w:fill="F8FAFC"/>
+            <w:tcBorders>
+              <w:top w:val="single" w:sz="6" w:color="CBD5E1"/>
+              <w:left w:val="single" w:sz="6" w:color="CBD5E1"/>
+              <w:bottom w:val="single" w:sz="6" w:color="CBD5E1"/>
+              <w:right w:val="single" w:sz="6" w:color="CBD5E1"/>
+              <w:insideH w:val="single" w:sz="6" w:color="CBD5E1"/>
+              <w:insideV w:val="single" w:sz="6" w:color="CBD5E1"/>
+            </w:tcBorders>
+            <w:tcMar>
+              <w:top w:w="70" w:type="dxa"/>
+              <w:start w:w="80" w:type="dxa"/>
+              <w:bottom w:w="70" w:type="dxa"/>
+              <w:end w:w="80" w:type="dxa"/>
+            </w:tcMar>
+            <w:vAlign w:val="top"/>
+          </w:tcPr>
+          <w:p>
+            <w:pPr>
+              <w:spacing w:after="0"/>
+            </w:pPr>
+            <w:r>
+              <w:rPr>
+                <w:rFonts w:ascii="Aptos" w:hAnsi="Aptos" w:eastAsia="Arial"/>
+                <w:b w:val="0"/>
+                <w:color w:val="0F172A"/>
+                <w:sz w:val="16"/>
+              </w:rPr>
+              <w:t>FG-FR-02</w:t>
+            </w:r>
+          </w:p>
+        </w:tc>
+        <w:tc>
+          <w:tcPr>
+            <w:tcW w:type="dxa" w:w="2416"/>
+            <w:shd w:fill="F8FAFC"/>
+            <w:tcBorders>
+              <w:top w:val="single" w:sz="6" w:color="CBD5E1"/>
+              <w:left w:val="single" w:sz="6" w:color="CBD5E1"/>
+              <w:bottom w:val="single" w:sz="6" w:color="CBD5E1"/>
+              <w:right w:val="single" w:sz="6" w:color="CBD5E1"/>
+              <w:insideH w:val="single" w:sz="6" w:color="CBD5E1"/>
+              <w:insideV w:val="single" w:sz="6" w:color="CBD5E1"/>
+            </w:tcBorders>
+            <w:tcMar>
+              <w:top w:w="70" w:type="dxa"/>
+              <w:start w:w="80" w:type="dxa"/>
+              <w:bottom w:w="70" w:type="dxa"/>
+              <w:end w:w="80" w:type="dxa"/>
+            </w:tcMar>
+            <w:vAlign w:val="top"/>
+          </w:tcPr>
+          <w:p>
+            <w:pPr>
+              <w:spacing w:after="0"/>
+            </w:pPr>
+            <w:r>
+              <w:rPr>
+                <w:rFonts w:ascii="Aptos" w:hAnsi="Aptos" w:eastAsia="Arial"/>
+                <w:b w:val="0"/>
+                <w:color w:val="0F172A"/>
+                <w:sz w:val="16"/>
+              </w:rPr>
+              <w:t>Không block main thread</w:t>
+            </w:r>
+          </w:p>
+        </w:tc>
+        <w:tc>
+          <w:tcPr>
+            <w:tcW w:type="dxa" w:w="2416"/>
+            <w:shd w:fill="F8FAFC"/>
+            <w:tcBorders>
+              <w:top w:val="single" w:sz="6" w:color="CBD5E1"/>
+              <w:left w:val="single" w:sz="6" w:color="CBD5E1"/>
+              <w:bottom w:val="single" w:sz="6" w:color="CBD5E1"/>
+              <w:right w:val="single" w:sz="6" w:color="CBD5E1"/>
+              <w:insideH w:val="single" w:sz="6" w:color="CBD5E1"/>
+              <w:insideV w:val="single" w:sz="6" w:color="CBD5E1"/>
+            </w:tcBorders>
+            <w:tcMar>
+              <w:top w:w="70" w:type="dxa"/>
+              <w:start w:w="80" w:type="dxa"/>
+              <w:bottom w:w="70" w:type="dxa"/>
+              <w:end w:w="80" w:type="dxa"/>
+            </w:tcMar>
+            <w:vAlign w:val="top"/>
+          </w:tcPr>
+          <w:p>
+            <w:pPr>
+              <w:spacing w:after="0"/>
+            </w:pPr>
+            <w:r>
+              <w:rPr>
+                <w:rFonts w:ascii="Aptos" w:hAnsi="Aptos" w:eastAsia="Arial"/>
+                <w:b w:val="0"/>
+                <w:color w:val="0F172A"/>
+                <w:sz w:val="16"/>
+              </w:rPr>
+              <w:t>Module Web Worker nhận transferred ImageBitmap</w:t>
+            </w:r>
+          </w:p>
+        </w:tc>
+        <w:tc>
+          <w:tcPr>
+            <w:tcW w:type="dxa" w:w="2416"/>
+            <w:shd w:fill="F8FAFC"/>
+            <w:tcBorders>
+              <w:top w:val="single" w:sz="6" w:color="CBD5E1"/>
+              <w:left w:val="single" w:sz="6" w:color="CBD5E1"/>
+              <w:bottom w:val="single" w:sz="6" w:color="CBD5E1"/>
+              <w:right w:val="single" w:sz="6" w:color="CBD5E1"/>
+              <w:insideH w:val="single" w:sz="6" w:color="CBD5E1"/>
+              <w:insideV w:val="single" w:sz="6" w:color="CBD5E1"/>
+            </w:tcBorders>
+            <w:tcMar>
+              <w:top w:w="70" w:type="dxa"/>
+              <w:start w:w="80" w:type="dxa"/>
+              <w:bottom w:w="70" w:type="dxa"/>
+              <w:end w:w="80" w:type="dxa"/>
+            </w:tcMar>
+            <w:vAlign w:val="top"/>
+          </w:tcPr>
+          <w:p>
+            <w:pPr>
+              <w:spacing w:after="0"/>
+            </w:pPr>
+            <w:r>
+              <w:rPr>
+                <w:rFonts w:ascii="Aptos" w:hAnsi="Aptos" w:eastAsia="Arial"/>
+                <w:b w:val="0"/>
+                <w:color w:val="0F172A"/>
+                <w:sz w:val="16"/>
+              </w:rPr>
+              <w:t>Worker đóng bitmap ở finally</w:t>
+            </w:r>
+          </w:p>
+        </w:tc>
+      </w:tr>
+      <w:tr>
+        <w:trPr>
+          <w:cantSplit/>
+        </w:trPr>
+        <w:tc>
+          <w:tcPr>
+            <w:tcW w:type="dxa" w:w="2416"/>
+            <w:shd w:fill="FFFFFF"/>
+            <w:tcBorders>
+              <w:top w:val="single" w:sz="6" w:color="CBD5E1"/>
+              <w:left w:val="single" w:sz="6" w:color="CBD5E1"/>
+              <w:bottom w:val="single" w:sz="6" w:color="CBD5E1"/>
+              <w:right w:val="single" w:sz="6" w:color="CBD5E1"/>
+              <w:insideH w:val="single" w:sz="6" w:color="CBD5E1"/>
+              <w:insideV w:val="single" w:sz="6" w:color="CBD5E1"/>
+            </w:tcBorders>
+            <w:tcMar>
+              <w:top w:w="70" w:type="dxa"/>
+              <w:start w:w="80" w:type="dxa"/>
+              <w:bottom w:w="70" w:type="dxa"/>
+              <w:end w:w="80" w:type="dxa"/>
+            </w:tcMar>
+            <w:vAlign w:val="top"/>
+          </w:tcPr>
+          <w:p>
+            <w:pPr>
+              <w:spacing w:after="0"/>
+            </w:pPr>
+            <w:r>
+              <w:rPr>
+                <w:rFonts w:ascii="Aptos" w:hAnsi="Aptos" w:eastAsia="Arial"/>
+                <w:b w:val="0"/>
+                <w:color w:val="0F172A"/>
+                <w:sz w:val="16"/>
+              </w:rPr>
+              <w:t>FG-FR-03</w:t>
+            </w:r>
+          </w:p>
+        </w:tc>
+        <w:tc>
+          <w:tcPr>
+            <w:tcW w:type="dxa" w:w="2416"/>
+            <w:shd w:fill="FFFFFF"/>
+            <w:tcBorders>
+              <w:top w:val="single" w:sz="6" w:color="CBD5E1"/>
+              <w:left w:val="single" w:sz="6" w:color="CBD5E1"/>
+              <w:bottom w:val="single" w:sz="6" w:color="CBD5E1"/>
+              <w:right w:val="single" w:sz="6" w:color="CBD5E1"/>
+              <w:insideH w:val="single" w:sz="6" w:color="CBD5E1"/>
+              <w:insideV w:val="single" w:sz="6" w:color="CBD5E1"/>
+            </w:tcBorders>
+            <w:tcMar>
+              <w:top w:w="70" w:type="dxa"/>
+              <w:start w:w="80" w:type="dxa"/>
+              <w:bottom w:w="70" w:type="dxa"/>
+              <w:end w:w="80" w:type="dxa"/>
+            </w:tcMar>
+            <w:vAlign w:val="top"/>
+          </w:tcPr>
+          <w:p>
+            <w:pPr>
+              <w:spacing w:after="0"/>
+            </w:pPr>
+            <w:r>
+              <w:rPr>
+                <w:rFonts w:ascii="Aptos" w:hAnsi="Aptos" w:eastAsia="Arial"/>
+                <w:b w:val="0"/>
+                <w:color w:val="0F172A"/>
+                <w:sz w:val="16"/>
+              </w:rPr>
+              <w:t>Fail closed khi runtime lỗi</w:t>
+            </w:r>
+          </w:p>
+        </w:tc>
+        <w:tc>
+          <w:tcPr>
+            <w:tcW w:type="dxa" w:w="2416"/>
+            <w:shd w:fill="FFFFFF"/>
+            <w:tcBorders>
+              <w:top w:val="single" w:sz="6" w:color="CBD5E1"/>
+              <w:left w:val="single" w:sz="6" w:color="CBD5E1"/>
+              <w:bottom w:val="single" w:sz="6" w:color="CBD5E1"/>
+              <w:right w:val="single" w:sz="6" w:color="CBD5E1"/>
+              <w:insideH w:val="single" w:sz="6" w:color="CBD5E1"/>
+              <w:insideV w:val="single" w:sz="6" w:color="CBD5E1"/>
+            </w:tcBorders>
+            <w:tcMar>
+              <w:top w:w="70" w:type="dxa"/>
+              <w:start w:w="80" w:type="dxa"/>
+              <w:bottom w:w="70" w:type="dxa"/>
+              <w:end w:w="80" w:type="dxa"/>
+            </w:tcMar>
+            <w:vAlign w:val="top"/>
+          </w:tcPr>
+          <w:p>
+            <w:pPr>
+              <w:spacing w:after="0"/>
+            </w:pPr>
+            <w:r>
+              <w:rPr>
+                <w:rFonts w:ascii="Aptos" w:hAnsi="Aptos" w:eastAsia="Arial"/>
+                <w:b w:val="0"/>
+                <w:color w:val="0F172A"/>
+                <w:sz w:val="16"/>
+              </w:rPr>
+              <w:t>45 giây timeout; worker/message error reset singleton</w:t>
+            </w:r>
+          </w:p>
+        </w:tc>
+        <w:tc>
+          <w:tcPr>
+            <w:tcW w:type="dxa" w:w="2416"/>
+            <w:shd w:fill="FFFFFF"/>
+            <w:tcBorders>
+              <w:top w:val="single" w:sz="6" w:color="CBD5E1"/>
+              <w:left w:val="single" w:sz="6" w:color="CBD5E1"/>
+              <w:bottom w:val="single" w:sz="6" w:color="CBD5E1"/>
+              <w:right w:val="single" w:sz="6" w:color="CBD5E1"/>
+              <w:insideH w:val="single" w:sz="6" w:color="CBD5E1"/>
+              <w:insideV w:val="single" w:sz="6" w:color="CBD5E1"/>
+            </w:tcBorders>
+            <w:tcMar>
+              <w:top w:w="70" w:type="dxa"/>
+              <w:start w:w="80" w:type="dxa"/>
+              <w:bottom w:w="70" w:type="dxa"/>
+              <w:end w:w="80" w:type="dxa"/>
+            </w:tcMar>
+            <w:vAlign w:val="top"/>
+          </w:tcPr>
+          <w:p>
+            <w:pPr>
+              <w:spacing w:after="0"/>
+            </w:pPr>
+            <w:r>
+              <w:rPr>
+                <w:rFonts w:ascii="Aptos" w:hAnsi="Aptos" w:eastAsia="Arial"/>
+                <w:b w:val="0"/>
+                <w:color w:val="0F172A"/>
+                <w:sz w:val="16"/>
+              </w:rPr>
+              <w:t>Không gọi onStartGeneration</w:t>
+            </w:r>
+          </w:p>
+        </w:tc>
+      </w:tr>
+      <w:tr>
+        <w:trPr>
+          <w:cantSplit/>
+        </w:trPr>
+        <w:tc>
+          <w:tcPr>
+            <w:tcW w:type="dxa" w:w="2416"/>
+            <w:shd w:fill="F8FAFC"/>
+            <w:tcBorders>
+              <w:top w:val="single" w:sz="6" w:color="CBD5E1"/>
+              <w:left w:val="single" w:sz="6" w:color="CBD5E1"/>
+              <w:bottom w:val="single" w:sz="6" w:color="CBD5E1"/>
+              <w:right w:val="single" w:sz="6" w:color="CBD5E1"/>
+              <w:insideH w:val="single" w:sz="6" w:color="CBD5E1"/>
+              <w:insideV w:val="single" w:sz="6" w:color="CBD5E1"/>
+            </w:tcBorders>
+            <w:tcMar>
+              <w:top w:w="70" w:type="dxa"/>
+              <w:start w:w="80" w:type="dxa"/>
+              <w:bottom w:w="70" w:type="dxa"/>
+              <w:end w:w="80" w:type="dxa"/>
+            </w:tcMar>
+            <w:vAlign w:val="top"/>
+          </w:tcPr>
+          <w:p>
+            <w:pPr>
+              <w:spacing w:after="0"/>
+            </w:pPr>
+            <w:r>
+              <w:rPr>
+                <w:rFonts w:ascii="Aptos" w:hAnsi="Aptos" w:eastAsia="Arial"/>
+                <w:b w:val="0"/>
+                <w:color w:val="0F172A"/>
+                <w:sz w:val="16"/>
+              </w:rPr>
+              <w:t>FG-NFR-01</w:t>
+            </w:r>
+          </w:p>
+        </w:tc>
+        <w:tc>
+          <w:tcPr>
+            <w:tcW w:type="dxa" w:w="2416"/>
+            <w:shd w:fill="F8FAFC"/>
+            <w:tcBorders>
+              <w:top w:val="single" w:sz="6" w:color="CBD5E1"/>
+              <w:left w:val="single" w:sz="6" w:color="CBD5E1"/>
+              <w:bottom w:val="single" w:sz="6" w:color="CBD5E1"/>
+              <w:right w:val="single" w:sz="6" w:color="CBD5E1"/>
+              <w:insideH w:val="single" w:sz="6" w:color="CBD5E1"/>
+              <w:insideV w:val="single" w:sz="6" w:color="CBD5E1"/>
+            </w:tcBorders>
+            <w:tcMar>
+              <w:top w:w="70" w:type="dxa"/>
+              <w:start w:w="80" w:type="dxa"/>
+              <w:bottom w:w="70" w:type="dxa"/>
+              <w:end w:w="80" w:type="dxa"/>
+            </w:tcMar>
+            <w:vAlign w:val="top"/>
+          </w:tcPr>
+          <w:p>
+            <w:pPr>
+              <w:spacing w:after="0"/>
+            </w:pPr>
+            <w:r>
+              <w:rPr>
+                <w:rFonts w:ascii="Aptos" w:hAnsi="Aptos" w:eastAsia="Arial"/>
+                <w:b w:val="0"/>
+                <w:color w:val="0F172A"/>
+                <w:sz w:val="16"/>
+              </w:rPr>
+              <w:t>Không GPU và không paid vision API</w:t>
+            </w:r>
+          </w:p>
+        </w:tc>
+        <w:tc>
+          <w:tcPr>
+            <w:tcW w:type="dxa" w:w="2416"/>
+            <w:shd w:fill="F8FAFC"/>
+            <w:tcBorders>
+              <w:top w:val="single" w:sz="6" w:color="CBD5E1"/>
+              <w:left w:val="single" w:sz="6" w:color="CBD5E1"/>
+              <w:bottom w:val="single" w:sz="6" w:color="CBD5E1"/>
+              <w:right w:val="single" w:sz="6" w:color="CBD5E1"/>
+              <w:insideH w:val="single" w:sz="6" w:color="CBD5E1"/>
+              <w:insideV w:val="single" w:sz="6" w:color="CBD5E1"/>
+            </w:tcBorders>
+            <w:tcMar>
+              <w:top w:w="70" w:type="dxa"/>
+              <w:start w:w="80" w:type="dxa"/>
+              <w:bottom w:w="70" w:type="dxa"/>
+              <w:end w:w="80" w:type="dxa"/>
+            </w:tcMar>
+            <w:vAlign w:val="top"/>
+          </w:tcPr>
+          <w:p>
+            <w:pPr>
+              <w:spacing w:after="0"/>
+            </w:pPr>
+            <w:r>
+              <w:rPr>
+                <w:rFonts w:ascii="Aptos" w:hAnsi="Aptos" w:eastAsia="Arial"/>
+                <w:b w:val="0"/>
+                <w:color w:val="0F172A"/>
+                <w:sz w:val="16"/>
+              </w:rPr>
+              <w:t>MediaPipe Tasks Vision 1.0.1, CPU/WASM</w:t>
+            </w:r>
+          </w:p>
+        </w:tc>
+        <w:tc>
+          <w:tcPr>
+            <w:tcW w:type="dxa" w:w="2416"/>
+            <w:shd w:fill="F8FAFC"/>
+            <w:tcBorders>
+              <w:top w:val="single" w:sz="6" w:color="CBD5E1"/>
+              <w:left w:val="single" w:sz="6" w:color="CBD5E1"/>
+              <w:bottom w:val="single" w:sz="6" w:color="CBD5E1"/>
+              <w:right w:val="single" w:sz="6" w:color="CBD5E1"/>
+              <w:insideH w:val="single" w:sz="6" w:color="CBD5E1"/>
+              <w:insideV w:val="single" w:sz="6" w:color="CBD5E1"/>
+            </w:tcBorders>
+            <w:tcMar>
+              <w:top w:w="70" w:type="dxa"/>
+              <w:start w:w="80" w:type="dxa"/>
+              <w:bottom w:w="70" w:type="dxa"/>
+              <w:end w:w="80" w:type="dxa"/>
+            </w:tcMar>
+            <w:vAlign w:val="top"/>
+          </w:tcPr>
+          <w:p>
+            <w:pPr>
+              <w:spacing w:after="0"/>
+            </w:pPr>
+            <w:r>
+              <w:rPr>
+                <w:rFonts w:ascii="Aptos" w:hAnsi="Aptos" w:eastAsia="Arial"/>
+                <w:b w:val="0"/>
+                <w:color w:val="0F172A"/>
+                <w:sz w:val="16"/>
+              </w:rPr>
+              <w:t>Model TFLite cùng origin; WASM từ jsDelivr</w:t>
+            </w:r>
+          </w:p>
+        </w:tc>
+      </w:tr>
+      <w:tr>
+        <w:trPr>
+          <w:cantSplit/>
+        </w:trPr>
+        <w:tc>
+          <w:tcPr>
+            <w:tcW w:type="dxa" w:w="2416"/>
+            <w:shd w:fill="FFFFFF"/>
+            <w:tcBorders>
+              <w:top w:val="single" w:sz="6" w:color="CBD5E1"/>
+              <w:left w:val="single" w:sz="6" w:color="CBD5E1"/>
+              <w:bottom w:val="single" w:sz="6" w:color="CBD5E1"/>
+              <w:right w:val="single" w:sz="6" w:color="CBD5E1"/>
+              <w:insideH w:val="single" w:sz="6" w:color="CBD5E1"/>
+              <w:insideV w:val="single" w:sz="6" w:color="CBD5E1"/>
+            </w:tcBorders>
+            <w:tcMar>
+              <w:top w:w="70" w:type="dxa"/>
+              <w:start w:w="80" w:type="dxa"/>
+              <w:bottom w:w="70" w:type="dxa"/>
+              <w:end w:w="80" w:type="dxa"/>
+            </w:tcMar>
+            <w:vAlign w:val="top"/>
+          </w:tcPr>
+          <w:p>
+            <w:pPr>
+              <w:spacing w:after="0"/>
+            </w:pPr>
+            <w:r>
+              <w:rPr>
+                <w:rFonts w:ascii="Aptos" w:hAnsi="Aptos" w:eastAsia="Arial"/>
+                <w:b w:val="0"/>
+                <w:color w:val="0F172A"/>
+                <w:sz w:val="16"/>
+              </w:rPr>
+              <w:t>FG-SEC-01</w:t>
+            </w:r>
+          </w:p>
+        </w:tc>
+        <w:tc>
+          <w:tcPr>
+            <w:tcW w:type="dxa" w:w="2416"/>
+            <w:shd w:fill="FFFFFF"/>
+            <w:tcBorders>
+              <w:top w:val="single" w:sz="6" w:color="CBD5E1"/>
+              <w:left w:val="single" w:sz="6" w:color="CBD5E1"/>
+              <w:bottom w:val="single" w:sz="6" w:color="CBD5E1"/>
+              <w:right w:val="single" w:sz="6" w:color="CBD5E1"/>
+              <w:insideH w:val="single" w:sz="6" w:color="CBD5E1"/>
+              <w:insideV w:val="single" w:sz="6" w:color="CBD5E1"/>
+            </w:tcBorders>
+            <w:tcMar>
+              <w:top w:w="70" w:type="dxa"/>
+              <w:start w:w="80" w:type="dxa"/>
+              <w:bottom w:w="70" w:type="dxa"/>
+              <w:end w:w="80" w:type="dxa"/>
+            </w:tcMar>
+            <w:vAlign w:val="top"/>
+          </w:tcPr>
+          <w:p>
+            <w:pPr>
+              <w:spacing w:after="0"/>
+            </w:pPr>
+            <w:r>
+              <w:rPr>
+                <w:rFonts w:ascii="Aptos" w:hAnsi="Aptos" w:eastAsia="Arial"/>
+                <w:b w:val="0"/>
+                <w:color w:val="0F172A"/>
+                <w:sz w:val="16"/>
+              </w:rPr>
+              <w:t>Preflight không gửi selfie ra khỏi thiết bị</w:t>
+            </w:r>
+          </w:p>
+        </w:tc>
+        <w:tc>
+          <w:tcPr>
+            <w:tcW w:type="dxa" w:w="2416"/>
+            <w:shd w:fill="FFFFFF"/>
+            <w:tcBorders>
+              <w:top w:val="single" w:sz="6" w:color="CBD5E1"/>
+              <w:left w:val="single" w:sz="6" w:color="CBD5E1"/>
+              <w:bottom w:val="single" w:sz="6" w:color="CBD5E1"/>
+              <w:right w:val="single" w:sz="6" w:color="CBD5E1"/>
+              <w:insideH w:val="single" w:sz="6" w:color="CBD5E1"/>
+              <w:insideV w:val="single" w:sz="6" w:color="CBD5E1"/>
+            </w:tcBorders>
+            <w:tcMar>
+              <w:top w:w="70" w:type="dxa"/>
+              <w:start w:w="80" w:type="dxa"/>
+              <w:bottom w:w="70" w:type="dxa"/>
+              <w:end w:w="80" w:type="dxa"/>
+            </w:tcMar>
+            <w:vAlign w:val="top"/>
+          </w:tcPr>
+          <w:p>
+            <w:pPr>
+              <w:spacing w:after="0"/>
+            </w:pPr>
+            <w:r>
+              <w:rPr>
+                <w:rFonts w:ascii="Aptos" w:hAnsi="Aptos" w:eastAsia="Arial"/>
+                <w:b w:val="0"/>
+                <w:color w:val="0F172A"/>
+                <w:sz w:val="16"/>
+              </w:rPr>
+              <w:t>Detector chạy local trong browser</w:t>
+            </w:r>
+          </w:p>
+        </w:tc>
+        <w:tc>
+          <w:tcPr>
+            <w:tcW w:type="dxa" w:w="2416"/>
+            <w:shd w:fill="FFFFFF"/>
+            <w:tcBorders>
+              <w:top w:val="single" w:sz="6" w:color="CBD5E1"/>
+              <w:left w:val="single" w:sz="6" w:color="CBD5E1"/>
+              <w:bottom w:val="single" w:sz="6" w:color="CBD5E1"/>
+              <w:right w:val="single" w:sz="6" w:color="CBD5E1"/>
+              <w:insideH w:val="single" w:sz="6" w:color="CBD5E1"/>
+              <w:insideV w:val="single" w:sz="6" w:color="CBD5E1"/>
+            </w:tcBorders>
+            <w:tcMar>
+              <w:top w:w="70" w:type="dxa"/>
+              <w:start w:w="80" w:type="dxa"/>
+              <w:bottom w:w="70" w:type="dxa"/>
+              <w:end w:w="80" w:type="dxa"/>
+            </w:tcMar>
+            <w:vAlign w:val="top"/>
+          </w:tcPr>
+          <w:p>
+            <w:pPr>
+              <w:spacing w:after="0"/>
+            </w:pPr>
+            <w:r>
+              <w:rPr>
+                <w:rFonts w:ascii="Aptos" w:hAnsi="Aptos" w:eastAsia="Arial"/>
+                <w:b w:val="0"/>
+                <w:color w:val="0F172A"/>
+                <w:sz w:val="16"/>
+              </w:rPr>
+              <w:t>Ảnh accepted vẫn sang backend/provider khi user Generate</w:t>
+            </w:r>
+          </w:p>
+        </w:tc>
+      </w:tr>
+      <w:tr>
+        <w:trPr>
+          <w:cantSplit/>
+        </w:trPr>
+        <w:tc>
+          <w:tcPr>
+            <w:tcW w:type="dxa" w:w="2416"/>
+            <w:shd w:fill="F8FAFC"/>
+            <w:tcBorders>
+              <w:top w:val="single" w:sz="6" w:color="CBD5E1"/>
+              <w:left w:val="single" w:sz="6" w:color="CBD5E1"/>
+              <w:bottom w:val="single" w:sz="6" w:color="CBD5E1"/>
+              <w:right w:val="single" w:sz="6" w:color="CBD5E1"/>
+              <w:insideH w:val="single" w:sz="6" w:color="CBD5E1"/>
+              <w:insideV w:val="single" w:sz="6" w:color="CBD5E1"/>
+            </w:tcBorders>
+            <w:tcMar>
+              <w:top w:w="70" w:type="dxa"/>
+              <w:start w:w="80" w:type="dxa"/>
+              <w:bottom w:w="70" w:type="dxa"/>
+              <w:end w:w="80" w:type="dxa"/>
+            </w:tcMar>
+            <w:vAlign w:val="top"/>
+          </w:tcPr>
+          <w:p>
+            <w:pPr>
+              <w:spacing w:after="0"/>
+            </w:pPr>
+            <w:r>
+              <w:rPr>
+                <w:rFonts w:ascii="Aptos" w:hAnsi="Aptos" w:eastAsia="Arial"/>
+                <w:b w:val="0"/>
+                <w:color w:val="0F172A"/>
+                <w:sz w:val="16"/>
+              </w:rPr>
+              <w:t>FG-GAP-01</w:t>
+            </w:r>
+          </w:p>
+        </w:tc>
+        <w:tc>
+          <w:tcPr>
+            <w:tcW w:type="dxa" w:w="2416"/>
+            <w:shd w:fill="F8FAFC"/>
+            <w:tcBorders>
+              <w:top w:val="single" w:sz="6" w:color="CBD5E1"/>
+              <w:left w:val="single" w:sz="6" w:color="CBD5E1"/>
+              <w:bottom w:val="single" w:sz="6" w:color="CBD5E1"/>
+              <w:right w:val="single" w:sz="6" w:color="CBD5E1"/>
+              <w:insideH w:val="single" w:sz="6" w:color="CBD5E1"/>
+              <w:insideV w:val="single" w:sz="6" w:color="CBD5E1"/>
+            </w:tcBorders>
+            <w:tcMar>
+              <w:top w:w="70" w:type="dxa"/>
+              <w:start w:w="80" w:type="dxa"/>
+              <w:bottom w:w="70" w:type="dxa"/>
+              <w:end w:w="80" w:type="dxa"/>
+            </w:tcMar>
+            <w:vAlign w:val="top"/>
+          </w:tcPr>
+          <w:p>
+            <w:pPr>
+              <w:spacing w:after="0"/>
+            </w:pPr>
+            <w:r>
+              <w:rPr>
+                <w:rFonts w:ascii="Aptos" w:hAnsi="Aptos" w:eastAsia="Arial"/>
+                <w:b w:val="0"/>
+                <w:color w:val="0F172A"/>
+                <w:sz w:val="16"/>
+              </w:rPr>
+              <w:t>Authoritative server enforcement</w:t>
+            </w:r>
+          </w:p>
+        </w:tc>
+        <w:tc>
+          <w:tcPr>
+            <w:tcW w:type="dxa" w:w="2416"/>
+            <w:shd w:fill="F8FAFC"/>
+            <w:tcBorders>
+              <w:top w:val="single" w:sz="6" w:color="CBD5E1"/>
+              <w:left w:val="single" w:sz="6" w:color="CBD5E1"/>
+              <w:bottom w:val="single" w:sz="6" w:color="CBD5E1"/>
+              <w:right w:val="single" w:sz="6" w:color="CBD5E1"/>
+              <w:insideH w:val="single" w:sz="6" w:color="CBD5E1"/>
+              <w:insideV w:val="single" w:sz="6" w:color="CBD5E1"/>
+            </w:tcBorders>
+            <w:tcMar>
+              <w:top w:w="70" w:type="dxa"/>
+              <w:start w:w="80" w:type="dxa"/>
+              <w:bottom w:w="70" w:type="dxa"/>
+              <w:end w:w="80" w:type="dxa"/>
+            </w:tcMar>
+            <w:vAlign w:val="top"/>
+          </w:tcPr>
+          <w:p>
+            <w:pPr>
+              <w:spacing w:after="0"/>
+            </w:pPr>
+            <w:r>
+              <w:rPr>
+                <w:rFonts w:ascii="Aptos" w:hAnsi="Aptos" w:eastAsia="Arial"/>
+                <w:b w:val="0"/>
+                <w:color w:val="0F172A"/>
+                <w:sz w:val="16"/>
+              </w:rPr>
+              <w:t>Chưa triển khai</w:t>
+            </w:r>
+          </w:p>
+        </w:tc>
+        <w:tc>
+          <w:tcPr>
+            <w:tcW w:type="dxa" w:w="2416"/>
+            <w:shd w:fill="F8FAFC"/>
+            <w:tcBorders>
+              <w:top w:val="single" w:sz="6" w:color="CBD5E1"/>
+              <w:left w:val="single" w:sz="6" w:color="CBD5E1"/>
+              <w:bottom w:val="single" w:sz="6" w:color="CBD5E1"/>
+              <w:right w:val="single" w:sz="6" w:color="CBD5E1"/>
+              <w:insideH w:val="single" w:sz="6" w:color="CBD5E1"/>
+              <w:insideV w:val="single" w:sz="6" w:color="CBD5E1"/>
+            </w:tcBorders>
+            <w:tcMar>
+              <w:top w:w="70" w:type="dxa"/>
+              <w:start w:w="80" w:type="dxa"/>
+              <w:bottom w:w="70" w:type="dxa"/>
+              <w:end w:w="80" w:type="dxa"/>
+            </w:tcMar>
+            <w:vAlign w:val="top"/>
+          </w:tcPr>
+          <w:p>
+            <w:pPr>
+              <w:spacing w:after="0"/>
+            </w:pPr>
+            <w:r>
+              <w:rPr>
+                <w:rFonts w:ascii="Aptos" w:hAnsi="Aptos" w:eastAsia="Arial"/>
+                <w:b w:val="0"/>
+                <w:color w:val="0F172A"/>
+                <w:sz w:val="16"/>
+              </w:rPr>
+              <w:t>Direct API vẫn chỉ có MIME/size/decode guard</w:t>
+            </w:r>
+          </w:p>
+        </w:tc>
+      </w:tr>
+    </w:tbl>
+    <w:p>
+      <w:pPr>
+        <w:spacing w:before="0" w:after="0" w:line="20" w:lineRule="exact"/>
+      </w:pPr>
+      <w:r>
+        <w:rPr>
+          <w:sz w:val="2"/>
+        </w:rPr>
+        <w:t xml:space="preserve"> </w:t>
+      </w:r>
+    </w:p>
     <w:sectPr>
       <w:headerReference w:type="default" r:id="rId9"/>
       <w:footerReference w:type="default" r:id="rId10"/>
@@ -9060,7 +10376,7 @@
               <w:color w:val="475569"/>
               <w:sz w:val="16"/>
             </w:rPr>
-            <w:t>kien_v5 @ c09e26a  •  2026-08-09</w:t>
+            <w:t>kien_v5 @ 4d23b9a + working tree</w:t>
           </w:r>
         </w:p>
       </w:tc>
